--- a/docs/handbook/USER_HANDBOOK.zh-TW.docx
+++ b/docs/handbook/USER_HANDBOOK.zh-TW.docx
@@ -33731,7 +33731,7 @@
               <w:rPr>
                 <w:rStyle w:val="VerbatimChar"/>
               </w:rPr>
-              <w:t xml:space="preserve">ghcr.io/tzu-huang/healthcare-lab:1.0.0</w:t>
+              <w:t xml:space="preserve">由 release bundle pin；以 config --images 確認</w:t>
             </w:r>
           </w:p>
         </w:tc>
@@ -55401,7 +55401,7 @@
               <w:rPr>
                 <w:rStyle w:val="VerbatimChar"/>
               </w:rPr>
-              <w:t xml:space="preserve">ghcr.io/tzu-huang/healthcare-lab:1.0.0</w:t>
+              <w:t xml:space="preserve">由 release bundle pin；以 config --images 確認</w:t>
             </w:r>
           </w:p>
         </w:tc>

--- a/docs/handbook/USER_HANDBOOK.zh-TW.docx
+++ b/docs/handbook/USER_HANDBOOK.zh-TW.docx
@@ -25,10 +25,10 @@
         <w:rPr>
           <w:rFonts w:hint="eastAsia"/>
         </w:rPr>
-        <w:t xml:space="preserve">文件狀態：v1.0.0</w:t>
-      </w:r>
-      <w:r>
-        <w:t xml:space="preserve"> Release Candidate </w:t>
+        <w:t xml:space="preserve">文件狀態：v1.1.1</w:t>
+      </w:r>
+      <w:r>
+        <w:t xml:space="preserve"> 已發布映像操作手冊 </w:t>
       </w:r>
       <w:r>
         <w:rPr>
@@ -43,22 +43,22 @@
         <w:rPr>
           <w:rFonts w:hint="eastAsia"/>
         </w:rPr>
-        <w:t xml:space="preserve">文件基準：</w:t>
+        <w:t xml:space="preserve">已發布映像基線：</w:t>
       </w:r>
       <w:r>
         <w:rPr>
           <w:rStyle w:val="VerbatimChar"/>
         </w:rPr>
-        <w:t xml:space="preserve">fd0e38f</w:t>
-      </w:r>
-      <w:r>
-        <w:t xml:space="preserve"> </w:t>
-      </w:r>
-      <w:r>
-        <w:rPr>
-          <w:rFonts w:hint="eastAsia"/>
-        </w:rPr>
-        <w:t xml:space="preserve">最後更新：2026-07-22</w:t>
+        <w:t xml:space="preserve">54e60d0e69d25c256474d9d0a5c790b1d9b7599e</w:t>
+      </w:r>
+      <w:r>
+        <w:t xml:space="preserve"> </w:t>
+      </w:r>
+      <w:r>
+        <w:rPr>
+          <w:rFonts w:hint="eastAsia"/>
+        </w:rPr>
+        <w:t xml:space="preserve">最後更新：2026-07-27</w:t>
       </w:r>
       <w:r>
         <w:t xml:space="preserve"> </w:t>
@@ -208,7 +208,7 @@
         <w:t xml:space="preserve">本手冊適用於</w:t>
       </w:r>
       <w:r>
-        <w:t xml:space="preserve"> v1.0.0 RC Docker </w:t>
+        <w:t xml:space="preserve"> v1.1.1 Docker </w:t>
       </w:r>
       <w:r>
         <w:rPr>
@@ -761,7 +761,7 @@
         <w:pStyle w:val="FirstParagraph"/>
       </w:pPr>
       <w:r>
-        <w:t xml:space="preserve">v1.0.0 RC </w:t>
+        <w:t xml:space="preserve">v1.1.1 </w:t>
       </w:r>
       <w:r>
         <w:rPr>
@@ -1680,7 +1680,7 @@
         <w:pStyle w:val="Heading3"/>
       </w:pPr>
       <w:r>
-        <w:t xml:space="preserve">RC </w:t>
+        <w:t xml:space="preserve">v1.1.1 </w:t>
       </w:r>
       <w:r>
         <w:rPr>
@@ -1703,7 +1703,7 @@
         <w:t xml:space="preserve">下載並解壓縮</w:t>
       </w:r>
       <w:r>
-        <w:t xml:space="preserve"> v1.0.0 deployment bundle。</w:t>
+        <w:t xml:space="preserve"> v1.1.1 deployment bundle。</w:t>
       </w:r>
     </w:p>
     <w:p>
@@ -2556,7 +2556,7 @@
         <w:t xml:space="preserve">已完成的</w:t>
       </w:r>
       <w:r>
-        <w:t xml:space="preserve"> RC image </w:t>
+        <w:t xml:space="preserve"> v1.1.1 image </w:t>
       </w:r>
       <w:r>
         <w:rPr>
@@ -2695,16 +2695,16 @@
         <w:rPr>
           <w:rFonts w:hint="eastAsia"/>
         </w:rPr>
-        <w:t xml:space="preserve">這項結果驗證</w:t>
-      </w:r>
-      <w:r>
-        <w:t xml:space="preserve"> RC image </w:t>
-      </w:r>
-      <w:r>
-        <w:rPr>
-          <w:rFonts w:hint="eastAsia"/>
-        </w:rPr>
-        <w:t xml:space="preserve">行為，但不等同正式</w:t>
+        <w:t xml:space="preserve">Release workflow 30242203066 與隔離 full-stack 結果驗證</w:t>
+      </w:r>
+      <w:r>
+        <w:t xml:space="preserve"> v1.1.1 image </w:t>
+      </w:r>
+      <w:r>
+        <w:rPr>
+          <w:rFonts w:hint="eastAsia"/>
+        </w:rPr>
+        <w:t xml:space="preserve">的 public pull、readiness 與 clean installation：</w:t>
       </w:r>
       <w:r>
         <w:t xml:space="preserve"> </w:t>
@@ -2713,28 +2713,28 @@
         <w:rPr>
           <w:rStyle w:val="VerbatimChar"/>
         </w:rPr>
-        <w:t xml:space="preserve">ghcr.io/tzu-huang/healthcare-lab:1.0.0</w:t>
-      </w:r>
-      <w:r>
-        <w:t xml:space="preserve"> </w:t>
-      </w:r>
-      <w:r>
-        <w:rPr>
-          <w:rFonts w:hint="eastAsia"/>
-        </w:rPr>
-        <w:t xml:space="preserve">的</w:t>
-      </w:r>
-      <w:r>
-        <w:t xml:space="preserve"> public pull </w:t>
-      </w:r>
-      <w:r>
-        <w:rPr>
-          <w:rFonts w:hint="eastAsia"/>
-        </w:rPr>
-        <w:t xml:space="preserve">或完整</w:t>
-      </w:r>
-      <w:r>
-        <w:t xml:space="preserve"> stack clean install。</w:t>
+        <w:t xml:space="preserve">ghcr.io/tzu-huang/healthcare-lab:1.1.1</w:t>
+      </w:r>
+      <w:r>
+        <w:t xml:space="preserve"> </w:t>
+      </w:r>
+      <w:r>
+        <w:rPr>
+          <w:rFonts w:hint="eastAsia"/>
+        </w:rPr>
+        <w:t xml:space="preserve">已完成</w:t>
+      </w:r>
+      <w:r>
+        <w:t xml:space="preserve"> anonymous pull、revision label </w:t>
+      </w:r>
+      <w:r>
+        <w:rPr>
+          <w:rFonts w:hint="eastAsia"/>
+        </w:rPr>
+        <w:t xml:space="preserve">與隔離</w:t>
+      </w:r>
+      <w:r>
+        <w:t xml:space="preserve"> full-stack clean install。</w:t>
       </w:r>
     </w:p>
     <w:p>
@@ -2745,10 +2745,10 @@
         <w:rPr>
           <w:rFonts w:hint="eastAsia"/>
         </w:rPr>
-        <w:t xml:space="preserve">待</w:t>
-      </w:r>
-      <w:r>
-        <w:t xml:space="preserve"> RC </w:t>
+        <w:t xml:space="preserve">已完成</w:t>
+      </w:r>
+      <w:r>
+        <w:t xml:space="preserve"> release </w:t>
       </w:r>
       <w:r>
         <w:rPr>
@@ -2760,7 +2760,7 @@
         <w:rPr>
           <w:rStyle w:val="VerbatimChar"/>
         </w:rPr>
-        <w:t xml:space="preserve">v1.0.0</w:t>
+        <w:t xml:space="preserve">v1.1.1</w:t>
       </w:r>
       <w:r>
         <w:t xml:space="preserve"> tag、public unauthenticated pull、image </w:t>
@@ -2769,7 +2769,7 @@
         <w:rPr>
           <w:rFonts w:hint="eastAsia"/>
         </w:rPr>
-        <w:t xml:space="preserve">digest、乾淨環境安裝及第一次初始化。</w:t>
+        <w:t xml:space="preserve">revision label、乾淨環境安裝及第一次初始化均通過。</w:t>
       </w:r>
     </w:p>
     <w:p>
@@ -54463,7 +54463,7 @@
         <w:t xml:space="preserve">超出</w:t>
       </w:r>
       <w:r>
-        <w:t xml:space="preserve"> verified v1.0.0 RC </w:t>
+        <w:t xml:space="preserve"> verified v1.1.1 </w:t>
       </w:r>
       <w:r>
         <w:rPr>
@@ -54513,10 +54513,10 @@
         <w:rPr>
           <w:rFonts w:hint="eastAsia"/>
         </w:rPr>
-        <w:t xml:space="preserve">本手冊結構已完整，但</w:t>
-      </w:r>
-      <w:r>
-        <w:t xml:space="preserve"> v1.0.0 operational release gate </w:t>
+        <w:t xml:space="preserve">v1.1.1 image publication 與隔離 clean-install gate 已 COMPLETE；但</w:t>
+      </w:r>
+      <w:r>
+        <w:t xml:space="preserve">整體 operational support claim </w:t>
       </w:r>
       <w:r>
         <w:rPr>
@@ -54588,7 +54588,7 @@
               <w:pStyle w:val="Compact"/>
             </w:pPr>
             <w:r>
-              <w:t xml:space="preserve">Open release </w:t>
+              <w:t xml:space="preserve">Status／remaining </w:t>
             </w:r>
             <w:r>
               <w:rPr>
@@ -54630,7 +54630,7 @@
               <w:rPr>
                 <w:rFonts w:hint="eastAsia"/>
               </w:rPr>
-              <w:t xml:space="preserve">建立並驗證</w:t>
+              <w:t xml:space="preserve">已完成</w:t>
             </w:r>
             <w:r>
               <w:t xml:space="preserve"> </w:t>
@@ -54639,10 +54639,10 @@
               <w:rPr>
                 <w:rStyle w:val="VerbatimChar"/>
               </w:rPr>
-              <w:t xml:space="preserve">v1.0.0</w:t>
-            </w:r>
-            <w:r>
-              <w:t xml:space="preserve"> tag、public unauthenticated pull、immutable digest、first-time </w:t>
+              <w:t xml:space="preserve">v1.1.1</w:t>
+            </w:r>
+            <w:r>
+              <w:t xml:space="preserve">：public immutable tag、anonymous pull、revision label、first-time </w:t>
             </w:r>
             <w:r>
               <w:rPr>
@@ -55357,7 +55357,7 @@
               <w:pStyle w:val="Compact"/>
             </w:pPr>
             <w:r>
-              <w:t xml:space="preserve">v1.0.0 RC contract</w:t>
+              <w:t xml:space="preserve">v1.1.1 contract</w:t>
             </w:r>
           </w:p>
         </w:tc>
@@ -55401,7 +55401,7 @@
               <w:rPr>
                 <w:rStyle w:val="VerbatimChar"/>
               </w:rPr>
-              <w:t xml:space="preserve">由 release bundle pin；以 config --images 確認</w:t>
+              <w:t xml:space="preserve">ghcr.io/tzu-huang/healthcare-lab:1.1.1</w:t>
             </w:r>
           </w:p>
         </w:tc>
@@ -55418,10 +55418,10 @@
               <w:rPr>
                 <w:rFonts w:hint="eastAsia"/>
               </w:rPr>
-              <w:t xml:space="preserve">tag；public</w:t>
-            </w:r>
-            <w:r>
-              <w:t xml:space="preserve"> pull/digest </w:t>
+              <w:t xml:space="preserve">semantic tag；public anonymous</w:t>
+            </w:r>
+            <w:r>
+              <w:t xml:space="preserve"> pull、revision label、readiness smoke </w:t>
             </w:r>
             <w:r>
               <w:rPr>
@@ -55430,16 +55430,16 @@
               <w:t xml:space="preserve">與</w:t>
             </w:r>
             <w:r>
-              <w:t xml:space="preserve"> final clean-install publication </w:t>
-            </w:r>
-            <w:r>
-              <w:rPr>
-                <w:rFonts w:hint="eastAsia"/>
-              </w:rPr>
-              <w:t xml:space="preserve">仍屬</w:t>
-            </w:r>
-            <w:r>
-              <w:t xml:space="preserve"> release gate。</w:t>
+              <w:t xml:space="preserve"> isolated clean-install </w:t>
+            </w:r>
+            <w:r>
+              <w:rPr>
+                <w:rFonts w:hint="eastAsia"/>
+              </w:rPr>
+              <w:t xml:space="preserve">已通過</w:t>
+            </w:r>
+            <w:r>
+              <w:t xml:space="preserve"> linux/amd64 release gate。</w:t>
             </w:r>
           </w:p>
         </w:tc>
@@ -56116,7 +56116,7 @@
         <w:rPr>
           <w:rStyle w:val="VerbatimChar"/>
         </w:rPr>
-        <w:t xml:space="preserve">1.0</w:t>
+        <w:t xml:space="preserve">1.1</w:t>
       </w:r>
       <w:r>
         <w:t xml:space="preserve">、</w:t>
@@ -56170,7 +56170,7 @@
         <w:rPr>
           <w:rStyle w:val="VerbatimChar"/>
         </w:rPr>
-        <w:t xml:space="preserve">1.0.0</w:t>
+        <w:t xml:space="preserve">1.1.1</w:t>
       </w:r>
       <w:r>
         <w:t xml:space="preserve"> release tag。</w:t>
@@ -56249,7 +56249,7 @@
               <w:pStyle w:val="Compact"/>
             </w:pPr>
             <w:r>
-              <w:t xml:space="preserve">v1.0.0 contract</w:t>
+              <w:t xml:space="preserve">v1.1.1 contract</w:t>
             </w:r>
           </w:p>
         </w:tc>
@@ -59519,7 +59519,7 @@
               <w:rPr>
                 <w:rStyle w:val="VerbatimChar"/>
               </w:rPr>
-              <w:t xml:space="preserve">1.0.0</w:t>
+              <w:t xml:space="preserve">1.1.1</w:t>
             </w:r>
             <w:r>
               <w:t xml:space="preserve">。</w:t>

--- a/docs/handbook/USER_HANDBOOK.zh-TW.docx
+++ b/docs/handbook/USER_HANDBOOK.zh-TW.docx
@@ -37785,7 +37785,7 @@
               <w:rPr>
                 <w:rStyle w:val="VerbatimChar"/>
               </w:rPr>
-              <w:t xml:space="preserve">true</w:t>
+              <w:t xml:space="preserve">false</w:t>
             </w:r>
           </w:p>
         </w:tc>
